--- a/Rapid Cortex Internal Docs/Hiring Documents/Rapid_Cortex_Advisory_Offer_Letters_Equity_Framework-2.docx
+++ b/Rapid Cortex Internal Docs/Hiring Documents/Rapid_Cortex_Advisory_Offer_Letters_Equity_Framework-2.docx
@@ -1,6 +1,6 @@
 
 <file path=word/document.xml><?xml version="1.0" encoding="utf-8"?>
-<w:document xmlns:wpc="http://schemas.microsoft.com/office/word/2010/wordprocessingCanvas" xmlns:cx="http://schemas.microsoft.com/office/drawing/2014/chartex" xmlns:cx1="http://schemas.microsoft.com/office/drawing/2015/9/8/chartex" xmlns:cx2="http://schemas.microsoft.com/office/drawing/2015/10/21/chartex" xmlns:cx3="http://schemas.microsoft.com/office/drawing/2016/5/9/chartex" xmlns:cx4="http://schemas.microsoft.com/office/drawing/2016/5/10/chartex" xmlns:cx5="http://schemas.microsoft.com/office/drawing/2016/5/11/chartex" xmlns:cx6="http://schemas.microsoft.com/office/drawing/2016/5/12/chartex" xmlns:cx7="http://schemas.microsoft.com/office/drawing/2016/5/13/chartex" xmlns:cx8="http://schemas.microsoft.com/office/drawing/2016/5/14/chartex" xmlns:mc="http://schemas.openxmlformats.org/markup-compatibility/2006" xmlns:aink="http://schemas.microsoft.com/office/drawing/2016/ink" xmlns:am3d="http://schemas.microsoft.com/office/drawing/2017/model3d" xmlns:o="urn:schemas-microsoft-com:office:office" xmlns:oel="http://schemas.microsoft.com/office/2019/extlst" xmlns:r="http://schemas.openxmlformats.org/officeDocument/2006/relationships" xmlns:m="http://schemas.openxmlformats.org/officeDocument/2006/math" xmlns:v="urn:schemas-microsoft-com:vml" xmlns:wp14="http://schemas.microsoft.com/office/word/2010/wordprocessingDrawing" xmlns:wp="http://schemas.openxmlformats.org/drawingml/2006/wordprocessingDrawing" xmlns:w10="urn:schemas-microsoft-com:office:word" xmlns:w="http://schemas.openxmlformats.org/wordprocessingml/2006/main" xmlns:w14="http://schemas.microsoft.com/office/word/2010/wordml" xmlns:w15="http://schemas.microsoft.com/office/word/2012/wordml" xmlns:w16cex="http://schemas.microsoft.com/office/word/2018/wordml/cex" xmlns:w16cid="http://schemas.microsoft.com/office/word/2016/wordml/cid" xmlns:w16="http://schemas.microsoft.com/office/word/2018/wordml" xmlns:w16du="http://schemas.microsoft.com/office/word/2023/wordml/word16du" xmlns:w16sdtdh="http://schemas.microsoft.com/office/word/2020/wordml/sdtdatahash" xmlns:w16sdtfl="http://schemas.microsoft.com/office/word/2024/wordml/sdtformatlock" xmlns:w16se="http://schemas.microsoft.com/office/word/2015/wordml/symex" xmlns:wpg="http://schemas.microsoft.com/office/word/2010/wordprocessingGroup" xmlns:wpi="http://schemas.microsoft.com/office/word/2010/wordprocessingInk" xmlns:wne="http://schemas.microsoft.com/office/word/2006/wordml" xmlns:wps="http://schemas.microsoft.com/office/word/2010/wordprocessingShape" mc:Ignorable="w14 w15 w16se w16cid w16 w16cex w16sdtdh w16sdtfl w16du wp14">
+<w:document xmlns:wpc="http://schemas.microsoft.com/office/word/2010/wordprocessingCanvas" xmlns:cx="http://schemas.microsoft.com/office/drawing/2014/chartex" xmlns:cx1="http://schemas.microsoft.com/office/drawing/2015/9/8/chartex" xmlns:cx2="http://schemas.microsoft.com/office/drawing/2015/10/21/chartex" xmlns:cx3="http://schemas.microsoft.com/office/drawing/2016/5/9/chartex" xmlns:cx4="http://schemas.microsoft.com/office/drawing/2016/5/10/chartex" xmlns:cx5="http://schemas.microsoft.com/office/drawing/2016/5/11/chartex" xmlns:cx6="http://schemas.microsoft.com/office/drawing/2016/5/12/chartex" xmlns:cx7="http://schemas.microsoft.com/office/drawing/2016/5/13/chartex" xmlns:cx8="http://schemas.microsoft.com/office/drawing/2016/5/14/chartex" xmlns:mc="http://schemas.openxmlformats.org/markup-compatibility/2006" xmlns:m="http://schemas.openxmlformats.org/officeDocument/2006/math" xmlns:aink="http://schemas.microsoft.com/office/drawing/2016/ink" xmlns:am3d="http://schemas.microsoft.com/office/drawing/2017/model3d" xmlns:oel="http://schemas.microsoft.com/office/2019/extlst" xmlns:r="http://schemas.openxmlformats.org/officeDocument/2006/relationships" xmlns:wp14="http://schemas.microsoft.com/office/word/2010/wordprocessingDrawing" xmlns:wp="http://schemas.openxmlformats.org/drawingml/2006/wordprocessingDrawing" xmlns:wpg="http://schemas.microsoft.com/office/word/2010/wordprocessingGroup" xmlns:wpi="http://schemas.microsoft.com/office/word/2010/wordprocessingInk" xmlns:wps="http://schemas.microsoft.com/office/word/2010/wordprocessingShape" xmlns:o="urn:schemas-microsoft-com:office:office" xmlns:v="urn:schemas-microsoft-com:vml" xmlns:w10="urn:schemas-microsoft-com:office:word" xmlns:w="http://schemas.openxmlformats.org/wordprocessingml/2006/main" xmlns:w14="http://schemas.microsoft.com/office/word/2010/wordml" xmlns:w15="http://schemas.microsoft.com/office/word/2012/wordml" xmlns:w16cex="http://schemas.microsoft.com/office/word/2018/wordml/cex" xmlns:w16cid="http://schemas.microsoft.com/office/word/2016/wordml/cid" xmlns:w16="http://schemas.microsoft.com/office/word/2018/wordml" xmlns:w16sdtdh="http://schemas.microsoft.com/office/word/2020/wordml/sdtdatahash" xmlns:w16sdtfl="http://schemas.microsoft.com/office/word/2024/wordml/sdtformatlock" xmlns:w16se="http://schemas.microsoft.com/office/word/2015/wordml/symex" xmlns:w16du="http://schemas.microsoft.com/office/word/2023/wordml/word16du" xmlns:wne="http://schemas.microsoft.com/office/word/2006/wordml" mc:Ignorable="w14 w15 w16se w16cid w16 w16cex w16sdtdh w16sdtfl w16du wp14">
   <w:body>
     <w:p>
       <w:pPr>
@@ -177,12 +177,6 @@
         <w:gridCol w:w="3760"/>
       </w:tblGrid>
       <w:tr>
-        <w:tblPrEx>
-          <w:tblCellMar>
-            <w:top w:w="0" w:type="dxa"/>
-            <w:bottom w:w="0" w:type="dxa"/>
-          </w:tblCellMar>
-        </w:tblPrEx>
         <w:tc>
           <w:tcPr>
             <w:tcW w:w="2200" w:type="dxa"/>
@@ -335,12 +329,6 @@
         </w:tc>
       </w:tr>
       <w:tr>
-        <w:tblPrEx>
-          <w:tblCellMar>
-            <w:top w:w="0" w:type="dxa"/>
-            <w:bottom w:w="0" w:type="dxa"/>
-          </w:tblCellMar>
-        </w:tblPrEx>
         <w:tc>
           <w:tcPr>
             <w:tcW w:w="2200" w:type="dxa"/>
@@ -483,12 +471,6 @@
         </w:tc>
       </w:tr>
       <w:tr>
-        <w:tblPrEx>
-          <w:tblCellMar>
-            <w:top w:w="0" w:type="dxa"/>
-            <w:bottom w:w="0" w:type="dxa"/>
-          </w:tblCellMar>
-        </w:tblPrEx>
         <w:tc>
           <w:tcPr>
             <w:tcW w:w="2200" w:type="dxa"/>
@@ -631,12 +613,6 @@
         </w:tc>
       </w:tr>
       <w:tr>
-        <w:tblPrEx>
-          <w:tblCellMar>
-            <w:top w:w="0" w:type="dxa"/>
-            <w:bottom w:w="0" w:type="dxa"/>
-          </w:tblCellMar>
-        </w:tblPrEx>
         <w:tc>
           <w:tcPr>
             <w:tcW w:w="2200" w:type="dxa"/>
@@ -828,12 +804,6 @@
         <w:gridCol w:w="4200"/>
       </w:tblGrid>
       <w:tr>
-        <w:tblPrEx>
-          <w:tblCellMar>
-            <w:top w:w="0" w:type="dxa"/>
-            <w:bottom w:w="0" w:type="dxa"/>
-          </w:tblCellMar>
-        </w:tblPrEx>
         <w:tc>
           <w:tcPr>
             <w:tcW w:w="1800" w:type="dxa"/>
@@ -956,12 +926,6 @@
         </w:tc>
       </w:tr>
       <w:tr>
-        <w:tblPrEx>
-          <w:tblCellMar>
-            <w:top w:w="0" w:type="dxa"/>
-            <w:bottom w:w="0" w:type="dxa"/>
-          </w:tblCellMar>
-        </w:tblPrEx>
         <w:tc>
           <w:tcPr>
             <w:tcW w:w="1800" w:type="dxa"/>
@@ -1084,12 +1048,6 @@
         </w:tc>
       </w:tr>
       <w:tr>
-        <w:tblPrEx>
-          <w:tblCellMar>
-            <w:top w:w="0" w:type="dxa"/>
-            <w:bottom w:w="0" w:type="dxa"/>
-          </w:tblCellMar>
-        </w:tblPrEx>
         <w:tc>
           <w:tcPr>
             <w:tcW w:w="1800" w:type="dxa"/>
@@ -1232,12 +1190,6 @@
         </w:tc>
       </w:tr>
       <w:tr>
-        <w:tblPrEx>
-          <w:tblCellMar>
-            <w:top w:w="0" w:type="dxa"/>
-            <w:bottom w:w="0" w:type="dxa"/>
-          </w:tblCellMar>
-        </w:tblPrEx>
         <w:tc>
           <w:tcPr>
             <w:tcW w:w="1800" w:type="dxa"/>
@@ -1370,12 +1322,6 @@
         </w:tc>
       </w:tr>
       <w:tr>
-        <w:tblPrEx>
-          <w:tblCellMar>
-            <w:top w:w="0" w:type="dxa"/>
-            <w:bottom w:w="0" w:type="dxa"/>
-          </w:tblCellMar>
-        </w:tblPrEx>
         <w:tc>
           <w:tcPr>
             <w:tcW w:w="1800" w:type="dxa"/>
@@ -1490,12 +1436,6 @@
         </w:tc>
       </w:tr>
       <w:tr>
-        <w:tblPrEx>
-          <w:tblCellMar>
-            <w:top w:w="0" w:type="dxa"/>
-            <w:bottom w:w="0" w:type="dxa"/>
-          </w:tblCellMar>
-        </w:tblPrEx>
         <w:tc>
           <w:tcPr>
             <w:tcW w:w="1800" w:type="dxa"/>
@@ -1611,12 +1551,6 @@
         </w:tc>
       </w:tr>
       <w:tr>
-        <w:tblPrEx>
-          <w:tblCellMar>
-            <w:top w:w="0" w:type="dxa"/>
-            <w:bottom w:w="0" w:type="dxa"/>
-          </w:tblCellMar>
-        </w:tblPrEx>
         <w:tc>
           <w:tcPr>
             <w:tcW w:w="1800" w:type="dxa"/>
@@ -2211,12 +2145,6 @@
         <w:gridCol w:w="6560"/>
       </w:tblGrid>
       <w:tr>
-        <w:tblPrEx>
-          <w:tblCellMar>
-            <w:top w:w="0" w:type="dxa"/>
-            <w:bottom w:w="0" w:type="dxa"/>
-          </w:tblCellMar>
-        </w:tblPrEx>
         <w:tc>
           <w:tcPr>
             <w:tcW w:w="2800" w:type="dxa"/>
@@ -2275,12 +2203,6 @@
         </w:tc>
       </w:tr>
       <w:tr>
-        <w:tblPrEx>
-          <w:tblCellMar>
-            <w:top w:w="0" w:type="dxa"/>
-            <w:bottom w:w="0" w:type="dxa"/>
-          </w:tblCellMar>
-        </w:tblPrEx>
         <w:tc>
           <w:tcPr>
             <w:tcW w:w="2800" w:type="dxa"/>
@@ -2339,12 +2261,6 @@
         </w:tc>
       </w:tr>
       <w:tr>
-        <w:tblPrEx>
-          <w:tblCellMar>
-            <w:top w:w="0" w:type="dxa"/>
-            <w:bottom w:w="0" w:type="dxa"/>
-          </w:tblCellMar>
-        </w:tblPrEx>
         <w:tc>
           <w:tcPr>
             <w:tcW w:w="2800" w:type="dxa"/>
@@ -2403,12 +2319,6 @@
         </w:tc>
       </w:tr>
       <w:tr>
-        <w:tblPrEx>
-          <w:tblCellMar>
-            <w:top w:w="0" w:type="dxa"/>
-            <w:bottom w:w="0" w:type="dxa"/>
-          </w:tblCellMar>
-        </w:tblPrEx>
         <w:tc>
           <w:tcPr>
             <w:tcW w:w="2800" w:type="dxa"/>
@@ -2467,12 +2377,6 @@
         </w:tc>
       </w:tr>
       <w:tr>
-        <w:tblPrEx>
-          <w:tblCellMar>
-            <w:top w:w="0" w:type="dxa"/>
-            <w:bottom w:w="0" w:type="dxa"/>
-          </w:tblCellMar>
-        </w:tblPrEx>
         <w:tc>
           <w:tcPr>
             <w:tcW w:w="2800" w:type="dxa"/>
@@ -2520,12 +2424,26 @@
             </w:tcMar>
           </w:tcPr>
           <w:p>
-            <w:r>
-              <w:rPr>
-                <w:sz w:val="18"/>
-                <w:szCs w:val="18"/>
-              </w:rPr>
-              <w:t>LLC membership interest / equity options (to be documented in formal grant agreement)</w:t>
+            <w:pPr>
+              <w:rPr>
+                <w:sz w:val="18"/>
+                <w:szCs w:val="18"/>
+              </w:rPr>
+            </w:pPr>
+            <w:r>
+              <w:rPr>
+                <w:color w:val="000000"/>
+                <w:sz w:val="18"/>
+                <w:szCs w:val="18"/>
+              </w:rPr>
+              <w:t>membership interest, profits interest, unit award, option, or other equity-equivalent arrangement.</w:t>
+            </w:r>
+            <w:r>
+              <w:rPr>
+                <w:sz w:val="18"/>
+                <w:szCs w:val="18"/>
+              </w:rPr>
+              <w:t xml:space="preserve"> (to be documented in formal grant agreement)</w:t>
             </w:r>
           </w:p>
         </w:tc>
@@ -3247,12 +3165,6 @@
         <w:gridCol w:w="6560"/>
       </w:tblGrid>
       <w:tr>
-        <w:tblPrEx>
-          <w:tblCellMar>
-            <w:top w:w="0" w:type="dxa"/>
-            <w:bottom w:w="0" w:type="dxa"/>
-          </w:tblCellMar>
-        </w:tblPrEx>
         <w:tc>
           <w:tcPr>
             <w:tcW w:w="2800" w:type="dxa"/>
@@ -3311,12 +3223,6 @@
         </w:tc>
       </w:tr>
       <w:tr>
-        <w:tblPrEx>
-          <w:tblCellMar>
-            <w:top w:w="0" w:type="dxa"/>
-            <w:bottom w:w="0" w:type="dxa"/>
-          </w:tblCellMar>
-        </w:tblPrEx>
         <w:tc>
           <w:tcPr>
             <w:tcW w:w="2800" w:type="dxa"/>
@@ -3375,12 +3281,6 @@
         </w:tc>
       </w:tr>
       <w:tr>
-        <w:tblPrEx>
-          <w:tblCellMar>
-            <w:top w:w="0" w:type="dxa"/>
-            <w:bottom w:w="0" w:type="dxa"/>
-          </w:tblCellMar>
-        </w:tblPrEx>
         <w:tc>
           <w:tcPr>
             <w:tcW w:w="2800" w:type="dxa"/>
@@ -3439,12 +3339,6 @@
         </w:tc>
       </w:tr>
       <w:tr>
-        <w:tblPrEx>
-          <w:tblCellMar>
-            <w:top w:w="0" w:type="dxa"/>
-            <w:bottom w:w="0" w:type="dxa"/>
-          </w:tblCellMar>
-        </w:tblPrEx>
         <w:tc>
           <w:tcPr>
             <w:tcW w:w="2800" w:type="dxa"/>
@@ -3503,12 +3397,6 @@
         </w:tc>
       </w:tr>
       <w:tr>
-        <w:tblPrEx>
-          <w:tblCellMar>
-            <w:top w:w="0" w:type="dxa"/>
-            <w:bottom w:w="0" w:type="dxa"/>
-          </w:tblCellMar>
-        </w:tblPrEx>
         <w:tc>
           <w:tcPr>
             <w:tcW w:w="2800" w:type="dxa"/>
@@ -3556,12 +3444,33 @@
             </w:tcMar>
           </w:tcPr>
           <w:p>
-            <w:r>
-              <w:rPr>
-                <w:sz w:val="18"/>
-                <w:szCs w:val="18"/>
-              </w:rPr>
-              <w:t>LLC membership interest / equity options (to be documented in formal grant agreement)</w:t>
+            <w:pPr>
+              <w:rPr>
+                <w:sz w:val="18"/>
+                <w:szCs w:val="18"/>
+              </w:rPr>
+            </w:pPr>
+            <w:r>
+              <w:rPr>
+                <w:color w:val="000000"/>
+                <w:sz w:val="18"/>
+                <w:szCs w:val="18"/>
+              </w:rPr>
+              <w:t>membership interest, profits interest, unit award, option, or other equity-equivalent arrangement.</w:t>
+            </w:r>
+            <w:r>
+              <w:rPr>
+                <w:sz w:val="18"/>
+                <w:szCs w:val="18"/>
+              </w:rPr>
+              <w:t xml:space="preserve"> </w:t>
+            </w:r>
+            <w:r>
+              <w:rPr>
+                <w:sz w:val="18"/>
+                <w:szCs w:val="18"/>
+              </w:rPr>
+              <w:t>(to be documented in formal grant agreement)</w:t>
             </w:r>
           </w:p>
         </w:tc>
@@ -4388,12 +4297,6 @@
         <w:gridCol w:w="6560"/>
       </w:tblGrid>
       <w:tr>
-        <w:tblPrEx>
-          <w:tblCellMar>
-            <w:top w:w="0" w:type="dxa"/>
-            <w:bottom w:w="0" w:type="dxa"/>
-          </w:tblCellMar>
-        </w:tblPrEx>
         <w:tc>
           <w:tcPr>
             <w:tcW w:w="2800" w:type="dxa"/>
@@ -4452,12 +4355,6 @@
         </w:tc>
       </w:tr>
       <w:tr>
-        <w:tblPrEx>
-          <w:tblCellMar>
-            <w:top w:w="0" w:type="dxa"/>
-            <w:bottom w:w="0" w:type="dxa"/>
-          </w:tblCellMar>
-        </w:tblPrEx>
         <w:tc>
           <w:tcPr>
             <w:tcW w:w="2800" w:type="dxa"/>
@@ -4516,12 +4413,6 @@
         </w:tc>
       </w:tr>
       <w:tr>
-        <w:tblPrEx>
-          <w:tblCellMar>
-            <w:top w:w="0" w:type="dxa"/>
-            <w:bottom w:w="0" w:type="dxa"/>
-          </w:tblCellMar>
-        </w:tblPrEx>
         <w:tc>
           <w:tcPr>
             <w:tcW w:w="2800" w:type="dxa"/>
@@ -4580,12 +4471,6 @@
         </w:tc>
       </w:tr>
       <w:tr>
-        <w:tblPrEx>
-          <w:tblCellMar>
-            <w:top w:w="0" w:type="dxa"/>
-            <w:bottom w:w="0" w:type="dxa"/>
-          </w:tblCellMar>
-        </w:tblPrEx>
         <w:tc>
           <w:tcPr>
             <w:tcW w:w="2800" w:type="dxa"/>
@@ -4644,12 +4529,6 @@
         </w:tc>
       </w:tr>
       <w:tr>
-        <w:tblPrEx>
-          <w:tblCellMar>
-            <w:top w:w="0" w:type="dxa"/>
-            <w:bottom w:w="0" w:type="dxa"/>
-          </w:tblCellMar>
-        </w:tblPrEx>
         <w:tc>
           <w:tcPr>
             <w:tcW w:w="2800" w:type="dxa"/>
@@ -4697,12 +4576,33 @@
             </w:tcMar>
           </w:tcPr>
           <w:p>
-            <w:r>
-              <w:rPr>
-                <w:sz w:val="18"/>
-                <w:szCs w:val="18"/>
-              </w:rPr>
-              <w:t>LLC membership interest / equity options (to be documented in formal grant agreement)</w:t>
+            <w:pPr>
+              <w:rPr>
+                <w:sz w:val="18"/>
+                <w:szCs w:val="18"/>
+              </w:rPr>
+            </w:pPr>
+            <w:r>
+              <w:rPr>
+                <w:color w:val="000000"/>
+                <w:sz w:val="18"/>
+                <w:szCs w:val="18"/>
+              </w:rPr>
+              <w:t>membership interest, profits interest, unit award, option, or other equity-equivalent arrangement.</w:t>
+            </w:r>
+            <w:r>
+              <w:rPr>
+                <w:sz w:val="18"/>
+                <w:szCs w:val="18"/>
+              </w:rPr>
+              <w:t xml:space="preserve"> </w:t>
+            </w:r>
+            <w:r>
+              <w:rPr>
+                <w:sz w:val="18"/>
+                <w:szCs w:val="18"/>
+              </w:rPr>
+              <w:t>(to be documented in formal grant agreement)</w:t>
             </w:r>
           </w:p>
         </w:tc>
@@ -5486,12 +5386,6 @@
         <w:gridCol w:w="6560"/>
       </w:tblGrid>
       <w:tr>
-        <w:tblPrEx>
-          <w:tblCellMar>
-            <w:top w:w="0" w:type="dxa"/>
-            <w:bottom w:w="0" w:type="dxa"/>
-          </w:tblCellMar>
-        </w:tblPrEx>
         <w:tc>
           <w:tcPr>
             <w:tcW w:w="2800" w:type="dxa"/>
@@ -5550,12 +5444,6 @@
         </w:tc>
       </w:tr>
       <w:tr>
-        <w:tblPrEx>
-          <w:tblCellMar>
-            <w:top w:w="0" w:type="dxa"/>
-            <w:bottom w:w="0" w:type="dxa"/>
-          </w:tblCellMar>
-        </w:tblPrEx>
         <w:tc>
           <w:tcPr>
             <w:tcW w:w="2800" w:type="dxa"/>
@@ -5614,12 +5502,6 @@
         </w:tc>
       </w:tr>
       <w:tr>
-        <w:tblPrEx>
-          <w:tblCellMar>
-            <w:top w:w="0" w:type="dxa"/>
-            <w:bottom w:w="0" w:type="dxa"/>
-          </w:tblCellMar>
-        </w:tblPrEx>
         <w:tc>
           <w:tcPr>
             <w:tcW w:w="2800" w:type="dxa"/>
@@ -5678,12 +5560,6 @@
         </w:tc>
       </w:tr>
       <w:tr>
-        <w:tblPrEx>
-          <w:tblCellMar>
-            <w:top w:w="0" w:type="dxa"/>
-            <w:bottom w:w="0" w:type="dxa"/>
-          </w:tblCellMar>
-        </w:tblPrEx>
         <w:tc>
           <w:tcPr>
             <w:tcW w:w="2800" w:type="dxa"/>
@@ -5742,12 +5618,6 @@
         </w:tc>
       </w:tr>
       <w:tr>
-        <w:tblPrEx>
-          <w:tblCellMar>
-            <w:top w:w="0" w:type="dxa"/>
-            <w:bottom w:w="0" w:type="dxa"/>
-          </w:tblCellMar>
-        </w:tblPrEx>
         <w:tc>
           <w:tcPr>
             <w:tcW w:w="2800" w:type="dxa"/>
@@ -5795,12 +5665,47 @@
             </w:tcMar>
           </w:tcPr>
           <w:p>
-            <w:r>
-              <w:rPr>
-                <w:sz w:val="18"/>
-                <w:szCs w:val="18"/>
-              </w:rPr>
-              <w:t>LLC membership interest / equity options (to be documented in formal grant agreement)</w:t>
+            <w:pPr>
+              <w:rPr>
+                <w:sz w:val="18"/>
+                <w:szCs w:val="18"/>
+              </w:rPr>
+            </w:pPr>
+            <w:r>
+              <w:rPr>
+                <w:color w:val="000000"/>
+                <w:sz w:val="18"/>
+                <w:szCs w:val="18"/>
+              </w:rPr>
+              <w:t>membership interest, profits interest, unit award, option, or other equity-equivalent arrangement.</w:t>
+            </w:r>
+            <w:r>
+              <w:rPr>
+                <w:sz w:val="18"/>
+                <w:szCs w:val="18"/>
+              </w:rPr>
+              <w:t xml:space="preserve"> </w:t>
+            </w:r>
+            <w:r>
+              <w:rPr>
+                <w:sz w:val="18"/>
+                <w:szCs w:val="18"/>
+              </w:rPr>
+              <w:t>(to be documented</w:t>
+            </w:r>
+            <w:r>
+              <w:rPr>
+                <w:sz w:val="18"/>
+                <w:szCs w:val="18"/>
+              </w:rPr>
+              <w:t xml:space="preserve"> in a formal </w:t>
+            </w:r>
+            <w:r>
+              <w:rPr>
+                <w:sz w:val="18"/>
+                <w:szCs w:val="18"/>
+              </w:rPr>
+              <w:t>grant agreement)</w:t>
             </w:r>
           </w:p>
         </w:tc>
@@ -5820,7 +5725,7 @@
           <w:color w:val="1A1A1A"/>
         </w:rPr>
         <w:lastRenderedPageBreak/>
-        <w:t>This advisory role is unpaid in cash. The equity grant described above represents your full compensation for advisory services rendered under this agreement.</w:t>
+        <w:t>This advisory role is unpaid. The equity grant described above represents your full compensation for advisory services rendered under this agreement.</w:t>
       </w:r>
     </w:p>
     <w:p>
@@ -5878,7 +5783,19 @@
         <w:rPr>
           <w:color w:val="1A1A1A"/>
         </w:rPr>
-        <w:t>Either party may terminate this relationship with 30 days written notice.</w:t>
+        <w:t>Either party may terminate this relationship with 30 days</w:t>
+      </w:r>
+      <w:r>
+        <w:rPr>
+          <w:color w:val="1A1A1A"/>
+        </w:rPr>
+        <w:t>’</w:t>
+      </w:r>
+      <w:r>
+        <w:rPr>
+          <w:color w:val="1A1A1A"/>
+        </w:rPr>
+        <w:t xml:space="preserve"> written notice.</w:t>
       </w:r>
     </w:p>
     <w:p>
@@ -6310,7 +6227,19 @@
         <w:rPr>
           <w:color w:val="1A1A1A"/>
         </w:rPr>
-        <w:t>Digital marketing infrastructure, analytics stack and reporting, B2B demand generation strategy, campaign performance measurement, and marketing operations</w:t>
+        <w:t>Digital marketing infrastructure, analytics stack</w:t>
+      </w:r>
+      <w:r>
+        <w:rPr>
+          <w:color w:val="1A1A1A"/>
+        </w:rPr>
+        <w:t>,</w:t>
+      </w:r>
+      <w:r>
+        <w:rPr>
+          <w:color w:val="1A1A1A"/>
+        </w:rPr>
+        <w:t xml:space="preserve"> and reporting, B2B demand generation strategy, campaign performance measurement, and marketing operations</w:t>
       </w:r>
     </w:p>
     <w:p>
@@ -6444,22 +6373,24 @@
       <w:pPr>
         <w:spacing w:after="80"/>
       </w:pPr>
-    </w:p>
-    <w:p>
-      <w:pPr>
-        <w:spacing w:after="120"/>
-      </w:pPr>
-      <w:r>
-        <w:rPr>
-          <w:color w:val="1A1A1A"/>
-        </w:rPr>
-        <w:t>In recognition of your advisory contributions, Rapid Cortex will grant you an equity interest in Apps on Demand LLC as follows:</w:t>
-      </w:r>
-    </w:p>
-    <w:p>
-      <w:pPr>
-        <w:spacing w:after="80"/>
-      </w:pPr>
+      <w:r>
+        <w:rPr>
+          <w:color w:val="000000"/>
+        </w:rPr>
+        <w:t xml:space="preserve">In recognition of your advisory contributions, Rapid Cortex, operated by Apps </w:t>
+      </w:r>
+      <w:r>
+        <w:rPr>
+          <w:color w:val="000000"/>
+        </w:rPr>
+        <w:t>o</w:t>
+      </w:r>
+      <w:r>
+        <w:rPr>
+          <w:color w:val="000000"/>
+        </w:rPr>
+        <w:t>n Demand LLC (the “Company”), will grant you an equity interest in the Company, subject to the Company’s Operating Agreement and a separate formal equity grant agreement.</w:t>
+      </w:r>
     </w:p>
     <w:tbl>
       <w:tblPr>
@@ -6483,12 +6414,6 @@
         <w:gridCol w:w="6560"/>
       </w:tblGrid>
       <w:tr>
-        <w:tblPrEx>
-          <w:tblCellMar>
-            <w:top w:w="0" w:type="dxa"/>
-            <w:bottom w:w="0" w:type="dxa"/>
-          </w:tblCellMar>
-        </w:tblPrEx>
         <w:tc>
           <w:tcPr>
             <w:tcW w:w="2800" w:type="dxa"/>
@@ -6536,23 +6461,75 @@
             </w:tcMar>
           </w:tcPr>
           <w:p>
-            <w:r>
-              <w:rPr>
-                <w:sz w:val="18"/>
-                <w:szCs w:val="18"/>
-              </w:rPr>
-              <w:t>0.10% – 0.15% (membership interest, 12-month cliff, 24-month vest)</w:t>
+            <w:pPr>
+              <w:rPr>
+                <w:sz w:val="18"/>
+                <w:szCs w:val="18"/>
+              </w:rPr>
+            </w:pPr>
+            <w:r>
+              <w:rPr>
+                <w:color w:val="000000"/>
+                <w:sz w:val="18"/>
+                <w:szCs w:val="18"/>
+              </w:rPr>
+              <w:t>Up to</w:t>
+            </w:r>
+            <w:r>
+              <w:rPr>
+                <w:rStyle w:val="apple-converted-space"/>
+                <w:color w:val="000000"/>
+                <w:sz w:val="18"/>
+                <w:szCs w:val="18"/>
+              </w:rPr>
+              <w:t> </w:t>
+            </w:r>
+            <w:r>
+              <w:rPr>
+                <w:rStyle w:val="Strong"/>
+                <w:color w:val="000000"/>
+                <w:sz w:val="18"/>
+                <w:szCs w:val="18"/>
+              </w:rPr>
+              <w:t>5.00% membership interest</w:t>
+            </w:r>
+            <w:r>
+              <w:rPr>
+                <w:rStyle w:val="apple-converted-space"/>
+                <w:color w:val="000000"/>
+                <w:sz w:val="18"/>
+                <w:szCs w:val="18"/>
+              </w:rPr>
+              <w:t> </w:t>
+            </w:r>
+            <w:r>
+              <w:rPr>
+                <w:color w:val="000000"/>
+                <w:sz w:val="18"/>
+                <w:szCs w:val="18"/>
+              </w:rPr>
+              <w:t xml:space="preserve">in Apps </w:t>
+            </w:r>
+            <w:r>
+              <w:rPr>
+                <w:color w:val="000000"/>
+                <w:sz w:val="18"/>
+                <w:szCs w:val="18"/>
+              </w:rPr>
+              <w:t>o</w:t>
+            </w:r>
+            <w:r>
+              <w:rPr>
+                <w:color w:val="000000"/>
+                <w:sz w:val="18"/>
+                <w:szCs w:val="18"/>
+              </w:rPr>
+              <w:t>n Demand LLC, subject to the vesting schedule below.</w:t>
             </w:r>
           </w:p>
         </w:tc>
       </w:tr>
       <w:tr>
-        <w:tblPrEx>
-          <w:tblCellMar>
-            <w:top w:w="0" w:type="dxa"/>
-            <w:bottom w:w="0" w:type="dxa"/>
-          </w:tblCellMar>
-        </w:tblPrEx>
         <w:tc>
           <w:tcPr>
             <w:tcW w:w="2800" w:type="dxa"/>
@@ -6600,23 +6577,59 @@
             </w:tcMar>
           </w:tcPr>
           <w:p>
-            <w:r>
-              <w:rPr>
-                <w:sz w:val="18"/>
-                <w:szCs w:val="18"/>
-              </w:rPr>
-              <w:t>24 months from grant date</w:t>
+            <w:pPr>
+              <w:rPr>
+                <w:sz w:val="18"/>
+                <w:szCs w:val="18"/>
+              </w:rPr>
+            </w:pPr>
+            <w:r>
+              <w:rPr>
+                <w:color w:val="000000"/>
+                <w:sz w:val="18"/>
+                <w:szCs w:val="18"/>
+              </w:rPr>
+              <w:t>The equity grant will vest over</w:t>
+            </w:r>
+            <w:r>
+              <w:rPr>
+                <w:rStyle w:val="apple-converted-space"/>
+                <w:color w:val="000000"/>
+                <w:sz w:val="18"/>
+                <w:szCs w:val="18"/>
+              </w:rPr>
+              <w:t> </w:t>
+            </w:r>
+            <w:r>
+              <w:rPr>
+                <w:rStyle w:val="Strong"/>
+                <w:color w:val="000000"/>
+                <w:sz w:val="18"/>
+                <w:szCs w:val="18"/>
+              </w:rPr>
+              <w:t>thirty-six (36) months</w:t>
+            </w:r>
+            <w:r>
+              <w:rPr>
+                <w:rStyle w:val="apple-converted-space"/>
+                <w:color w:val="000000"/>
+                <w:sz w:val="18"/>
+                <w:szCs w:val="18"/>
+              </w:rPr>
+              <w:t> </w:t>
+            </w:r>
+            <w:r>
+              <w:rPr>
+                <w:color w:val="000000"/>
+                <w:sz w:val="18"/>
+                <w:szCs w:val="18"/>
+              </w:rPr>
+              <w:t>of continuous service.</w:t>
             </w:r>
           </w:p>
         </w:tc>
       </w:tr>
       <w:tr>
-        <w:tblPrEx>
-          <w:tblCellMar>
-            <w:top w:w="0" w:type="dxa"/>
-            <w:bottom w:w="0" w:type="dxa"/>
-          </w:tblCellMar>
-        </w:tblPrEx>
         <w:tc>
           <w:tcPr>
             <w:tcW w:w="2800" w:type="dxa"/>
@@ -6635,14 +6648,23 @@
             </w:tcMar>
           </w:tcPr>
           <w:p>
-            <w:r>
+            <w:pPr>
               <w:rPr>
                 <w:b/>
                 <w:bCs/>
                 <w:sz w:val="18"/>
                 <w:szCs w:val="18"/>
               </w:rPr>
-              <w:t>Cliff</w:t>
+            </w:pPr>
+            <w:r>
+              <w:rPr>
+                <w:b/>
+                <w:bCs/>
+                <w:color w:val="000000"/>
+                <w:sz w:val="18"/>
+                <w:szCs w:val="18"/>
+              </w:rPr>
+              <w:t>12-Month Cliff</w:t>
             </w:r>
           </w:p>
         </w:tc>
@@ -6664,23 +6686,67 @@
             </w:tcMar>
           </w:tcPr>
           <w:p>
-            <w:r>
-              <w:rPr>
-                <w:sz w:val="18"/>
-                <w:szCs w:val="18"/>
-              </w:rPr>
-              <w:t>12 months — no equity vests before 12 months of service</w:t>
+            <w:pPr>
+              <w:rPr>
+                <w:sz w:val="18"/>
+                <w:szCs w:val="18"/>
+              </w:rPr>
+            </w:pPr>
+            <w:r>
+              <w:rPr>
+                <w:color w:val="000000"/>
+                <w:sz w:val="18"/>
+                <w:szCs w:val="18"/>
+              </w:rPr>
+              <w:t>No equity will vest before the first twelve (12) months of service. On the first anniversary of the grant date,</w:t>
+            </w:r>
+            <w:r>
+              <w:rPr>
+                <w:rStyle w:val="apple-converted-space"/>
+                <w:color w:val="000000"/>
+                <w:sz w:val="18"/>
+                <w:szCs w:val="18"/>
+              </w:rPr>
+              <w:t> </w:t>
+            </w:r>
+            <w:r>
+              <w:rPr>
+                <w:rStyle w:val="Strong"/>
+                <w:color w:val="000000"/>
+                <w:sz w:val="18"/>
+                <w:szCs w:val="18"/>
+              </w:rPr>
+              <w:t>one-third (1/3)</w:t>
+            </w:r>
+            <w:r>
+              <w:rPr>
+                <w:rStyle w:val="apple-converted-space"/>
+                <w:color w:val="000000"/>
+                <w:sz w:val="18"/>
+                <w:szCs w:val="18"/>
+              </w:rPr>
+              <w:t> </w:t>
+            </w:r>
+            <w:r>
+              <w:rPr>
+                <w:color w:val="000000"/>
+                <w:sz w:val="18"/>
+                <w:szCs w:val="18"/>
+              </w:rPr>
+              <w:t>of the equity grant will vest.</w:t>
+            </w:r>
+            <w:r>
+              <w:rPr>
+                <w:color w:val="000000"/>
+                <w:sz w:val="18"/>
+                <w:szCs w:val="18"/>
+              </w:rPr>
+              <w:t xml:space="preserve"> </w:t>
             </w:r>
           </w:p>
         </w:tc>
       </w:tr>
       <w:tr>
-        <w:tblPrEx>
-          <w:tblCellMar>
-            <w:top w:w="0" w:type="dxa"/>
-            <w:bottom w:w="0" w:type="dxa"/>
-          </w:tblCellMar>
-        </w:tblPrEx>
         <w:tc>
           <w:tcPr>
             <w:tcW w:w="2800" w:type="dxa"/>
@@ -6699,14 +6765,23 @@
             </w:tcMar>
           </w:tcPr>
           <w:p>
-            <w:r>
+            <w:pPr>
               <w:rPr>
                 <w:b/>
                 <w:bCs/>
                 <w:sz w:val="18"/>
                 <w:szCs w:val="18"/>
               </w:rPr>
-              <w:t>Acceleration</w:t>
+            </w:pPr>
+            <w:r>
+              <w:rPr>
+                <w:b/>
+                <w:bCs/>
+                <w:color w:val="000000"/>
+                <w:sz w:val="18"/>
+                <w:szCs w:val="18"/>
+              </w:rPr>
+              <w:t>Unvested Equity</w:t>
             </w:r>
           </w:p>
         </w:tc>
@@ -6728,23 +6803,60 @@
             </w:tcMar>
           </w:tcPr>
           <w:p>
-            <w:r>
-              <w:rPr>
-                <w:sz w:val="18"/>
-                <w:szCs w:val="18"/>
-              </w:rPr>
-              <w:t>None unless agreed in writing</w:t>
+            <w:pPr>
+              <w:rPr>
+                <w:color w:val="000000"/>
+                <w:sz w:val="18"/>
+                <w:szCs w:val="18"/>
+              </w:rPr>
+            </w:pPr>
+            <w:r>
+              <w:rPr>
+                <w:color w:val="000000"/>
+                <w:sz w:val="18"/>
+                <w:szCs w:val="18"/>
+              </w:rPr>
+              <w:t>The remaining</w:t>
+            </w:r>
+            <w:r>
+              <w:rPr>
+                <w:rStyle w:val="apple-converted-space"/>
+                <w:color w:val="000000"/>
+                <w:sz w:val="18"/>
+                <w:szCs w:val="18"/>
+              </w:rPr>
+              <w:t> </w:t>
+            </w:r>
+            <w:r>
+              <w:rPr>
+                <w:rStyle w:val="Strong"/>
+                <w:color w:val="000000"/>
+                <w:sz w:val="18"/>
+                <w:szCs w:val="18"/>
+              </w:rPr>
+              <w:t>two-thirds (2/3)</w:t>
+            </w:r>
+            <w:r>
+              <w:rPr>
+                <w:rStyle w:val="apple-converted-space"/>
+                <w:color w:val="000000"/>
+                <w:sz w:val="18"/>
+                <w:szCs w:val="18"/>
+              </w:rPr>
+              <w:t> </w:t>
+            </w:r>
+            <w:r>
+              <w:rPr>
+                <w:color w:val="000000"/>
+                <w:sz w:val="18"/>
+                <w:szCs w:val="18"/>
+              </w:rPr>
+              <w:t>of the equity grant will vest in equal monthly installments over the following twenty-four (24) months, provided you continue providing advisory services to the Company.</w:t>
             </w:r>
           </w:p>
         </w:tc>
       </w:tr>
       <w:tr>
-        <w:tblPrEx>
-          <w:tblCellMar>
-            <w:top w:w="0" w:type="dxa"/>
-            <w:bottom w:w="0" w:type="dxa"/>
-          </w:tblCellMar>
-        </w:tblPrEx>
         <w:tc>
           <w:tcPr>
             <w:tcW w:w="2800" w:type="dxa"/>
@@ -6763,13 +6875,154 @@
             </w:tcMar>
           </w:tcPr>
           <w:p>
-            <w:r>
+            <w:pPr>
               <w:rPr>
                 <w:b/>
                 <w:bCs/>
                 <w:sz w:val="18"/>
                 <w:szCs w:val="18"/>
               </w:rPr>
+            </w:pPr>
+            <w:r>
+              <w:rPr>
+                <w:b/>
+                <w:bCs/>
+                <w:color w:val="000000"/>
+                <w:sz w:val="18"/>
+                <w:szCs w:val="18"/>
+              </w:rPr>
+              <w:lastRenderedPageBreak/>
+              <w:t>Monthly Vesting After Cliff</w:t>
+            </w:r>
+          </w:p>
+        </w:tc>
+        <w:tc>
+          <w:tcPr>
+            <w:tcW w:w="6560" w:type="dxa"/>
+            <w:tcBorders>
+              <w:top w:val="single" w:sz="1" w:space="0" w:color="CCCCCC"/>
+              <w:left w:val="single" w:sz="1" w:space="0" w:color="CCCCCC"/>
+              <w:bottom w:val="single" w:sz="1" w:space="0" w:color="CCCCCC"/>
+              <w:right w:val="single" w:sz="1" w:space="0" w:color="CCCCCC"/>
+            </w:tcBorders>
+            <w:shd w:val="clear" w:color="auto" w:fill="FFFFFF"/>
+            <w:tcMar>
+              <w:top w:w="80" w:type="dxa"/>
+              <w:left w:w="120" w:type="dxa"/>
+              <w:bottom w:w="80" w:type="dxa"/>
+              <w:right w:w="120" w:type="dxa"/>
+            </w:tcMar>
+          </w:tcPr>
+          <w:p>
+            <w:pPr>
+              <w:rPr>
+                <w:color w:val="000000"/>
+                <w:sz w:val="18"/>
+                <w:szCs w:val="18"/>
+              </w:rPr>
+            </w:pPr>
+            <w:r>
+              <w:rPr>
+                <w:color w:val="000000"/>
+                <w:sz w:val="18"/>
+                <w:szCs w:val="18"/>
+              </w:rPr>
+              <w:t>Any unvested equity will automatically be forfeited if advisory services end for any reason before the applicable vesting date, subject to the final equity grant documents and Operating Agreement.</w:t>
+            </w:r>
+          </w:p>
+        </w:tc>
+      </w:tr>
+      <w:tr>
+        <w:tc>
+          <w:tcPr>
+            <w:tcW w:w="2800" w:type="dxa"/>
+            <w:tcBorders>
+              <w:top w:val="single" w:sz="1" w:space="0" w:color="CCCCCC"/>
+              <w:left w:val="single" w:sz="1" w:space="0" w:color="CCCCCC"/>
+              <w:bottom w:val="single" w:sz="1" w:space="0" w:color="CCCCCC"/>
+              <w:right w:val="single" w:sz="1" w:space="0" w:color="CCCCCC"/>
+            </w:tcBorders>
+            <w:shd w:val="clear" w:color="auto" w:fill="E8F0FE"/>
+            <w:tcMar>
+              <w:top w:w="80" w:type="dxa"/>
+              <w:left w:w="120" w:type="dxa"/>
+              <w:bottom w:w="80" w:type="dxa"/>
+              <w:right w:w="120" w:type="dxa"/>
+            </w:tcMar>
+          </w:tcPr>
+          <w:p>
+            <w:r>
+              <w:rPr>
+                <w:b/>
+                <w:bCs/>
+                <w:sz w:val="18"/>
+                <w:szCs w:val="18"/>
+              </w:rPr>
+              <w:t>Acceleration</w:t>
+            </w:r>
+          </w:p>
+        </w:tc>
+        <w:tc>
+          <w:tcPr>
+            <w:tcW w:w="6560" w:type="dxa"/>
+            <w:tcBorders>
+              <w:top w:val="single" w:sz="1" w:space="0" w:color="CCCCCC"/>
+              <w:left w:val="single" w:sz="1" w:space="0" w:color="CCCCCC"/>
+              <w:bottom w:val="single" w:sz="1" w:space="0" w:color="CCCCCC"/>
+              <w:right w:val="single" w:sz="1" w:space="0" w:color="CCCCCC"/>
+            </w:tcBorders>
+            <w:shd w:val="clear" w:color="auto" w:fill="FFFFFF"/>
+            <w:tcMar>
+              <w:top w:w="80" w:type="dxa"/>
+              <w:left w:w="120" w:type="dxa"/>
+              <w:bottom w:w="80" w:type="dxa"/>
+              <w:right w:w="120" w:type="dxa"/>
+            </w:tcMar>
+          </w:tcPr>
+          <w:p>
+            <w:pPr>
+              <w:rPr>
+                <w:sz w:val="18"/>
+                <w:szCs w:val="18"/>
+              </w:rPr>
+            </w:pPr>
+            <w:r>
+              <w:rPr>
+                <w:color w:val="000000"/>
+                <w:sz w:val="18"/>
+                <w:szCs w:val="18"/>
+              </w:rPr>
+              <w:t>No acceleration of unvested equity will occur unless approved in writing by the Company or specifically provided in the final equity grant agreement.</w:t>
+            </w:r>
+          </w:p>
+        </w:tc>
+      </w:tr>
+      <w:tr>
+        <w:tc>
+          <w:tcPr>
+            <w:tcW w:w="2800" w:type="dxa"/>
+            <w:tcBorders>
+              <w:top w:val="single" w:sz="1" w:space="0" w:color="CCCCCC"/>
+              <w:left w:val="single" w:sz="1" w:space="0" w:color="CCCCCC"/>
+              <w:bottom w:val="single" w:sz="1" w:space="0" w:color="CCCCCC"/>
+              <w:right w:val="single" w:sz="1" w:space="0" w:color="CCCCCC"/>
+            </w:tcBorders>
+            <w:shd w:val="clear" w:color="auto" w:fill="E8F0FE"/>
+            <w:tcMar>
+              <w:top w:w="80" w:type="dxa"/>
+              <w:left w:w="120" w:type="dxa"/>
+              <w:bottom w:w="80" w:type="dxa"/>
+              <w:right w:w="120" w:type="dxa"/>
+            </w:tcMar>
+          </w:tcPr>
+          <w:p>
+            <w:r>
+              <w:rPr>
+                <w:b/>
+                <w:bCs/>
+                <w:sz w:val="18"/>
+                <w:szCs w:val="18"/>
+              </w:rPr>
               <w:t>Form</w:t>
             </w:r>
           </w:p>
@@ -6792,12 +7045,19 @@
             </w:tcMar>
           </w:tcPr>
           <w:p>
-            <w:r>
-              <w:rPr>
-                <w:sz w:val="18"/>
-                <w:szCs w:val="18"/>
-              </w:rPr>
-              <w:t>LLC membership interest / equity options (to be documented in formal grant agreement)</w:t>
+            <w:pPr>
+              <w:rPr>
+                <w:sz w:val="18"/>
+                <w:szCs w:val="18"/>
+              </w:rPr>
+            </w:pPr>
+            <w:r>
+              <w:rPr>
+                <w:color w:val="000000"/>
+                <w:sz w:val="18"/>
+                <w:szCs w:val="18"/>
+              </w:rPr>
+              <w:t>The equity may be issued as a membership interest, profits interest, unit award, option, or other equity-equivalent arrangement determined by the Company and documented in the formal grant agreement.</w:t>
             </w:r>
           </w:p>
         </w:tc>
@@ -6810,20 +7070,550 @@
     </w:p>
     <w:p>
       <w:pPr>
-        <w:spacing w:after="120"/>
-      </w:pPr>
-      <w:r>
-        <w:rPr>
-          <w:color w:val="1A1A1A"/>
-        </w:rPr>
-        <w:lastRenderedPageBreak/>
-        <w:t>This advisory role is unpaid in cash. The equity grant described above represents your full compensation for advisory services rendered under this agreement.</w:t>
-      </w:r>
-    </w:p>
-    <w:p>
-      <w:pPr>
-        <w:spacing w:after="80"/>
-      </w:pPr>
+        <w:pStyle w:val="Heading3"/>
+        <w:contextualSpacing/>
+        <w:rPr>
+          <w:b/>
+          <w:bCs/>
+          <w:color w:val="000000"/>
+          <w:sz w:val="20"/>
+          <w:szCs w:val="20"/>
+        </w:rPr>
+      </w:pPr>
+      <w:r>
+        <w:rPr>
+          <w:b/>
+          <w:bCs/>
+          <w:color w:val="000000"/>
+          <w:sz w:val="20"/>
+          <w:szCs w:val="20"/>
+        </w:rPr>
+        <w:t>Change-in-Control / Exit Incentive</w:t>
+      </w:r>
+    </w:p>
+    <w:p>
+      <w:pPr>
+        <w:pStyle w:val="NormalWeb"/>
+        <w:spacing w:before="0" w:beforeAutospacing="0" w:after="0" w:afterAutospacing="0"/>
+        <w:contextualSpacing/>
+        <w:rPr>
+          <w:rFonts w:ascii="Arial" w:hAnsi="Arial" w:cs="Arial"/>
+          <w:color w:val="000000"/>
+          <w:sz w:val="20"/>
+          <w:szCs w:val="20"/>
+        </w:rPr>
+      </w:pPr>
+      <w:r>
+        <w:rPr>
+          <w:rFonts w:ascii="Arial" w:hAnsi="Arial" w:cs="Arial"/>
+          <w:color w:val="000000"/>
+          <w:sz w:val="20"/>
+          <w:szCs w:val="20"/>
+        </w:rPr>
+        <w:t>If the Company undergoes a sale, merger, acquisition, or other qualifying change in control while you are actively providing advisory services to the Company, you may become eligible for additional transaction-based compensation so that your</w:t>
+      </w:r>
+      <w:r>
+        <w:rPr>
+          <w:rStyle w:val="apple-converted-space"/>
+          <w:rFonts w:ascii="Arial" w:hAnsi="Arial" w:cs="Arial"/>
+          <w:color w:val="000000"/>
+          <w:sz w:val="20"/>
+          <w:szCs w:val="20"/>
+        </w:rPr>
+        <w:t> </w:t>
+      </w:r>
+      <w:r>
+        <w:rPr>
+          <w:rStyle w:val="Strong"/>
+          <w:rFonts w:ascii="Arial" w:hAnsi="Arial" w:cs="Arial"/>
+          <w:color w:val="000000"/>
+          <w:sz w:val="20"/>
+          <w:szCs w:val="20"/>
+        </w:rPr>
+        <w:t>total economic participation</w:t>
+      </w:r>
+      <w:r>
+        <w:rPr>
+          <w:rStyle w:val="apple-converted-space"/>
+          <w:rFonts w:ascii="Arial" w:hAnsi="Arial" w:cs="Arial"/>
+          <w:color w:val="000000"/>
+          <w:sz w:val="20"/>
+          <w:szCs w:val="20"/>
+        </w:rPr>
+        <w:t> </w:t>
+      </w:r>
+      <w:r>
+        <w:rPr>
+          <w:rFonts w:ascii="Arial" w:hAnsi="Arial" w:cs="Arial"/>
+          <w:color w:val="000000"/>
+          <w:sz w:val="20"/>
+          <w:szCs w:val="20"/>
+        </w:rPr>
+        <w:t>in the transaction equals:</w:t>
+      </w:r>
+    </w:p>
+    <w:p>
+      <w:pPr>
+        <w:pStyle w:val="NormalWeb"/>
+        <w:spacing w:before="0" w:beforeAutospacing="0" w:after="0" w:afterAutospacing="0"/>
+        <w:contextualSpacing/>
+        <w:rPr>
+          <w:rFonts w:ascii="Arial" w:hAnsi="Arial" w:cs="Arial"/>
+          <w:color w:val="000000"/>
+          <w:sz w:val="20"/>
+          <w:szCs w:val="20"/>
+        </w:rPr>
+      </w:pPr>
+    </w:p>
+    <w:tbl>
+      <w:tblPr>
+        <w:tblW w:w="0" w:type="auto"/>
+        <w:tblCellSpacing w:w="15" w:type="dxa"/>
+        <w:tblCellMar>
+          <w:top w:w="15" w:type="dxa"/>
+          <w:left w:w="15" w:type="dxa"/>
+          <w:bottom w:w="15" w:type="dxa"/>
+          <w:right w:w="15" w:type="dxa"/>
+        </w:tblCellMar>
+        <w:tblLook w:val="04A0" w:firstRow="1" w:lastRow="0" w:firstColumn="1" w:lastColumn="0" w:noHBand="0" w:noVBand="1"/>
+      </w:tblPr>
+      <w:tblGrid>
+        <w:gridCol w:w="5412"/>
+        <w:gridCol w:w="2831"/>
+      </w:tblGrid>
+      <w:tr>
+        <w:trPr>
+          <w:tblHeader/>
+          <w:tblCellSpacing w:w="15" w:type="dxa"/>
+        </w:trPr>
+        <w:tc>
+          <w:tcPr>
+            <w:tcW w:w="0" w:type="auto"/>
+            <w:vAlign w:val="center"/>
+            <w:hideMark/>
+          </w:tcPr>
+          <w:p>
+            <w:pPr>
+              <w:contextualSpacing/>
+              <w:jc w:val="center"/>
+              <w:rPr>
+                <w:b/>
+                <w:bCs/>
+              </w:rPr>
+            </w:pPr>
+            <w:r>
+              <w:rPr>
+                <w:rStyle w:val="Strong"/>
+              </w:rPr>
+              <w:t>Transaction Value</w:t>
+            </w:r>
+          </w:p>
+        </w:tc>
+        <w:tc>
+          <w:tcPr>
+            <w:tcW w:w="0" w:type="auto"/>
+            <w:vAlign w:val="center"/>
+            <w:hideMark/>
+          </w:tcPr>
+          <w:p>
+            <w:pPr>
+              <w:contextualSpacing/>
+              <w:jc w:val="center"/>
+              <w:rPr>
+                <w:b/>
+                <w:bCs/>
+              </w:rPr>
+            </w:pPr>
+            <w:r>
+              <w:rPr>
+                <w:rStyle w:val="Strong"/>
+              </w:rPr>
+              <w:t>Total Economic Participation</w:t>
+            </w:r>
+          </w:p>
+        </w:tc>
+      </w:tr>
+      <w:tr>
+        <w:trPr>
+          <w:tblCellSpacing w:w="15" w:type="dxa"/>
+        </w:trPr>
+        <w:tc>
+          <w:tcPr>
+            <w:tcW w:w="0" w:type="auto"/>
+            <w:vAlign w:val="center"/>
+            <w:hideMark/>
+          </w:tcPr>
+          <w:p>
+            <w:pPr>
+              <w:contextualSpacing/>
+            </w:pPr>
+            <w:r>
+              <w:t>Sale value of at least</w:t>
+            </w:r>
+            <w:r>
+              <w:rPr>
+                <w:rStyle w:val="apple-converted-space"/>
+              </w:rPr>
+              <w:t> </w:t>
+            </w:r>
+            <w:r>
+              <w:rPr>
+                <w:rStyle w:val="Strong"/>
+              </w:rPr>
+              <w:t>$50 million</w:t>
+            </w:r>
+            <w:r>
+              <w:rPr>
+                <w:rStyle w:val="apple-converted-space"/>
+              </w:rPr>
+              <w:t> </w:t>
+            </w:r>
+            <w:r>
+              <w:t>but less than</w:t>
+            </w:r>
+            <w:r>
+              <w:rPr>
+                <w:rStyle w:val="apple-converted-space"/>
+              </w:rPr>
+              <w:t> </w:t>
+            </w:r>
+            <w:r>
+              <w:rPr>
+                <w:rStyle w:val="Strong"/>
+              </w:rPr>
+              <w:t>$75 million</w:t>
+            </w:r>
+          </w:p>
+        </w:tc>
+        <w:tc>
+          <w:tcPr>
+            <w:tcW w:w="0" w:type="auto"/>
+            <w:vAlign w:val="center"/>
+            <w:hideMark/>
+          </w:tcPr>
+          <w:p>
+            <w:pPr>
+              <w:contextualSpacing/>
+              <w:jc w:val="center"/>
+            </w:pPr>
+            <w:r>
+              <w:rPr>
+                <w:rStyle w:val="Strong"/>
+              </w:rPr>
+              <w:t>6.00%</w:t>
+            </w:r>
+          </w:p>
+        </w:tc>
+      </w:tr>
+      <w:tr>
+        <w:trPr>
+          <w:tblCellSpacing w:w="15" w:type="dxa"/>
+        </w:trPr>
+        <w:tc>
+          <w:tcPr>
+            <w:tcW w:w="0" w:type="auto"/>
+            <w:vAlign w:val="center"/>
+            <w:hideMark/>
+          </w:tcPr>
+          <w:p>
+            <w:pPr>
+              <w:contextualSpacing/>
+            </w:pPr>
+            <w:r>
+              <w:t>Sale value of at least</w:t>
+            </w:r>
+            <w:r>
+              <w:rPr>
+                <w:rStyle w:val="apple-converted-space"/>
+              </w:rPr>
+              <w:t> </w:t>
+            </w:r>
+            <w:r>
+              <w:rPr>
+                <w:rStyle w:val="Strong"/>
+              </w:rPr>
+              <w:t>$75 million</w:t>
+            </w:r>
+            <w:r>
+              <w:rPr>
+                <w:rStyle w:val="apple-converted-space"/>
+              </w:rPr>
+              <w:t> </w:t>
+            </w:r>
+            <w:r>
+              <w:t>but less than</w:t>
+            </w:r>
+            <w:r>
+              <w:rPr>
+                <w:rStyle w:val="apple-converted-space"/>
+              </w:rPr>
+              <w:t> </w:t>
+            </w:r>
+            <w:r>
+              <w:rPr>
+                <w:rStyle w:val="Strong"/>
+              </w:rPr>
+              <w:t>$100 million</w:t>
+            </w:r>
+          </w:p>
+        </w:tc>
+        <w:tc>
+          <w:tcPr>
+            <w:tcW w:w="0" w:type="auto"/>
+            <w:vAlign w:val="center"/>
+            <w:hideMark/>
+          </w:tcPr>
+          <w:p>
+            <w:pPr>
+              <w:contextualSpacing/>
+              <w:jc w:val="center"/>
+            </w:pPr>
+            <w:r>
+              <w:rPr>
+                <w:rStyle w:val="Strong"/>
+              </w:rPr>
+              <w:t>7.00%</w:t>
+            </w:r>
+          </w:p>
+        </w:tc>
+      </w:tr>
+      <w:tr>
+        <w:trPr>
+          <w:tblCellSpacing w:w="15" w:type="dxa"/>
+        </w:trPr>
+        <w:tc>
+          <w:tcPr>
+            <w:tcW w:w="0" w:type="auto"/>
+            <w:vAlign w:val="center"/>
+            <w:hideMark/>
+          </w:tcPr>
+          <w:p>
+            <w:pPr>
+              <w:contextualSpacing/>
+            </w:pPr>
+            <w:r>
+              <w:t>Sale value of</w:t>
+            </w:r>
+            <w:r>
+              <w:rPr>
+                <w:rStyle w:val="apple-converted-space"/>
+              </w:rPr>
+              <w:t> </w:t>
+            </w:r>
+            <w:r>
+              <w:rPr>
+                <w:rStyle w:val="Strong"/>
+              </w:rPr>
+              <w:t>$100 million or more</w:t>
+            </w:r>
+          </w:p>
+        </w:tc>
+        <w:tc>
+          <w:tcPr>
+            <w:tcW w:w="0" w:type="auto"/>
+            <w:vAlign w:val="center"/>
+            <w:hideMark/>
+          </w:tcPr>
+          <w:p>
+            <w:pPr>
+              <w:contextualSpacing/>
+              <w:jc w:val="center"/>
+            </w:pPr>
+            <w:r>
+              <w:rPr>
+                <w:rStyle w:val="Strong"/>
+              </w:rPr>
+              <w:t>8.00%</w:t>
+            </w:r>
+          </w:p>
+        </w:tc>
+      </w:tr>
+    </w:tbl>
+    <w:p>
+      <w:pPr>
+        <w:pStyle w:val="NormalWeb"/>
+        <w:spacing w:before="0" w:beforeAutospacing="0" w:after="0" w:afterAutospacing="0"/>
+        <w:contextualSpacing/>
+        <w:rPr>
+          <w:rFonts w:ascii="Arial" w:hAnsi="Arial" w:cs="Arial"/>
+          <w:color w:val="000000"/>
+          <w:sz w:val="20"/>
+          <w:szCs w:val="20"/>
+        </w:rPr>
+      </w:pPr>
+    </w:p>
+    <w:p>
+      <w:pPr>
+        <w:pStyle w:val="NormalWeb"/>
+        <w:spacing w:before="0" w:beforeAutospacing="0" w:after="0" w:afterAutospacing="0"/>
+        <w:contextualSpacing/>
+        <w:rPr>
+          <w:rFonts w:ascii="Arial" w:hAnsi="Arial" w:cs="Arial"/>
+          <w:color w:val="000000"/>
+          <w:sz w:val="20"/>
+          <w:szCs w:val="20"/>
+        </w:rPr>
+      </w:pPr>
+      <w:r>
+        <w:rPr>
+          <w:rFonts w:ascii="Arial" w:hAnsi="Arial" w:cs="Arial"/>
+          <w:color w:val="000000"/>
+          <w:sz w:val="20"/>
+          <w:szCs w:val="20"/>
+        </w:rPr>
+        <w:t>The percentages above are intended to represent your</w:t>
+      </w:r>
+      <w:r>
+        <w:rPr>
+          <w:rStyle w:val="apple-converted-space"/>
+          <w:rFonts w:ascii="Arial" w:hAnsi="Arial" w:cs="Arial"/>
+          <w:color w:val="000000"/>
+          <w:sz w:val="20"/>
+          <w:szCs w:val="20"/>
+        </w:rPr>
+        <w:t> </w:t>
+      </w:r>
+      <w:r>
+        <w:rPr>
+          <w:rStyle w:val="Strong"/>
+          <w:rFonts w:ascii="Arial" w:hAnsi="Arial" w:cs="Arial"/>
+          <w:color w:val="000000"/>
+          <w:sz w:val="20"/>
+          <w:szCs w:val="20"/>
+        </w:rPr>
+        <w:t>total economic participation in the transaction</w:t>
+      </w:r>
+      <w:r>
+        <w:rPr>
+          <w:rFonts w:ascii="Arial" w:hAnsi="Arial" w:cs="Arial"/>
+          <w:color w:val="000000"/>
+          <w:sz w:val="20"/>
+          <w:szCs w:val="20"/>
+        </w:rPr>
+        <w:t>, including any vested equity interest already held, and are</w:t>
+      </w:r>
+      <w:r>
+        <w:rPr>
+          <w:rStyle w:val="apple-converted-space"/>
+          <w:rFonts w:ascii="Arial" w:hAnsi="Arial" w:cs="Arial"/>
+          <w:color w:val="000000"/>
+          <w:sz w:val="20"/>
+          <w:szCs w:val="20"/>
+        </w:rPr>
+        <w:t> </w:t>
+      </w:r>
+      <w:r>
+        <w:rPr>
+          <w:rStyle w:val="Strong"/>
+          <w:rFonts w:ascii="Arial" w:hAnsi="Arial" w:cs="Arial"/>
+          <w:color w:val="000000"/>
+          <w:sz w:val="20"/>
+          <w:szCs w:val="20"/>
+        </w:rPr>
+        <w:t>not additional percentages on top of the 5.00% base equity grant</w:t>
+      </w:r>
+      <w:r>
+        <w:rPr>
+          <w:rFonts w:ascii="Arial" w:hAnsi="Arial" w:cs="Arial"/>
+          <w:color w:val="000000"/>
+          <w:sz w:val="20"/>
+          <w:szCs w:val="20"/>
+        </w:rPr>
+        <w:t>.</w:t>
+      </w:r>
+    </w:p>
+    <w:p>
+      <w:pPr>
+        <w:pStyle w:val="NormalWeb"/>
+        <w:spacing w:before="0" w:beforeAutospacing="0" w:after="0" w:afterAutospacing="0"/>
+        <w:contextualSpacing/>
+        <w:rPr>
+          <w:rFonts w:ascii="Arial" w:hAnsi="Arial" w:cs="Arial"/>
+          <w:color w:val="000000"/>
+          <w:sz w:val="20"/>
+          <w:szCs w:val="20"/>
+        </w:rPr>
+      </w:pPr>
+    </w:p>
+    <w:p>
+      <w:pPr>
+        <w:pStyle w:val="NormalWeb"/>
+        <w:spacing w:before="0" w:beforeAutospacing="0" w:after="0" w:afterAutospacing="0"/>
+        <w:contextualSpacing/>
+        <w:rPr>
+          <w:rFonts w:ascii="Arial" w:hAnsi="Arial" w:cs="Arial"/>
+          <w:color w:val="000000"/>
+          <w:sz w:val="20"/>
+          <w:szCs w:val="20"/>
+        </w:rPr>
+      </w:pPr>
+      <w:r>
+        <w:rPr>
+          <w:rFonts w:ascii="Arial" w:hAnsi="Arial" w:cs="Arial"/>
+          <w:color w:val="000000"/>
+          <w:sz w:val="20"/>
+          <w:szCs w:val="20"/>
+        </w:rPr>
+        <w:t>Any transaction-based incentive will be subject to the final transaction documents, applicable distribution priorities, debt repayment, transaction costs, taxes, escrow or holdback amounts, and any rights senior to the advisory equity interest.</w:t>
+      </w:r>
+    </w:p>
+    <w:p>
+      <w:pPr>
+        <w:pStyle w:val="NormalWeb"/>
+        <w:spacing w:before="0" w:beforeAutospacing="0" w:after="0" w:afterAutospacing="0"/>
+        <w:contextualSpacing/>
+        <w:rPr>
+          <w:rFonts w:ascii="Arial" w:hAnsi="Arial" w:cs="Arial"/>
+          <w:color w:val="000000"/>
+          <w:sz w:val="20"/>
+          <w:szCs w:val="20"/>
+        </w:rPr>
+      </w:pPr>
+    </w:p>
+    <w:p>
+      <w:pPr>
+        <w:pStyle w:val="Heading3"/>
+        <w:contextualSpacing/>
+        <w:rPr>
+          <w:b/>
+          <w:bCs/>
+          <w:color w:val="000000"/>
+          <w:sz w:val="20"/>
+          <w:szCs w:val="20"/>
+        </w:rPr>
+      </w:pPr>
+      <w:r>
+        <w:rPr>
+          <w:b/>
+          <w:bCs/>
+          <w:color w:val="000000"/>
+          <w:sz w:val="20"/>
+          <w:szCs w:val="20"/>
+        </w:rPr>
+        <w:t>Advisory Compensation Acknowledgment</w:t>
+      </w:r>
+    </w:p>
+    <w:p>
+      <w:pPr>
+        <w:pStyle w:val="NormalWeb"/>
+        <w:spacing w:before="0" w:beforeAutospacing="0" w:after="0" w:afterAutospacing="0"/>
+        <w:contextualSpacing/>
+        <w:rPr>
+          <w:rFonts w:ascii="Arial" w:hAnsi="Arial" w:cs="Arial"/>
+          <w:color w:val="000000"/>
+          <w:sz w:val="20"/>
+          <w:szCs w:val="20"/>
+        </w:rPr>
+      </w:pPr>
+      <w:r>
+        <w:rPr>
+          <w:rFonts w:ascii="Arial" w:hAnsi="Arial" w:cs="Arial"/>
+          <w:color w:val="000000"/>
+          <w:sz w:val="20"/>
+          <w:szCs w:val="20"/>
+        </w:rPr>
+        <w:t>This advisory role is unpaid. The equity compensation described above represents the Advisor’s full compensation for advisory services rendered under this Agreement, unless otherwise agreed in writing by the Company.</w:t>
+      </w:r>
     </w:p>
     <w:p>
       <w:pPr>
@@ -6859,7 +7649,19 @@
         <w:rPr>
           <w:color w:val="1A1A1A"/>
         </w:rPr>
-        <w:t>This advisory relationship commences upon execution of the formal Advisory Agreement and continues for an initial term of 24 months.</w:t>
+        <w:t xml:space="preserve">This advisory relationship commences upon execution of the formal Advisory Agreement and continues for an initial term of </w:t>
+      </w:r>
+      <w:r>
+        <w:rPr>
+          <w:color w:val="1A1A1A"/>
+        </w:rPr>
+        <w:t>36</w:t>
+      </w:r>
+      <w:r>
+        <w:rPr>
+          <w:color w:val="1A1A1A"/>
+        </w:rPr>
+        <w:t xml:space="preserve"> months.</w:t>
       </w:r>
     </w:p>
     <w:p>
@@ -7388,12 +8190,6 @@
         <w:gridCol w:w="6560"/>
       </w:tblGrid>
       <w:tr>
-        <w:tblPrEx>
-          <w:tblCellMar>
-            <w:top w:w="0" w:type="dxa"/>
-            <w:bottom w:w="0" w:type="dxa"/>
-          </w:tblCellMar>
-        </w:tblPrEx>
         <w:tc>
           <w:tcPr>
             <w:tcW w:w="2800" w:type="dxa"/>
@@ -7452,12 +8248,6 @@
         </w:tc>
       </w:tr>
       <w:tr>
-        <w:tblPrEx>
-          <w:tblCellMar>
-            <w:top w:w="0" w:type="dxa"/>
-            <w:bottom w:w="0" w:type="dxa"/>
-          </w:tblCellMar>
-        </w:tblPrEx>
         <w:tc>
           <w:tcPr>
             <w:tcW w:w="2800" w:type="dxa"/>
@@ -7516,12 +8306,6 @@
         </w:tc>
       </w:tr>
       <w:tr>
-        <w:tblPrEx>
-          <w:tblCellMar>
-            <w:top w:w="0" w:type="dxa"/>
-            <w:bottom w:w="0" w:type="dxa"/>
-          </w:tblCellMar>
-        </w:tblPrEx>
         <w:tc>
           <w:tcPr>
             <w:tcW w:w="2800" w:type="dxa"/>
@@ -7580,12 +8364,6 @@
         </w:tc>
       </w:tr>
       <w:tr>
-        <w:tblPrEx>
-          <w:tblCellMar>
-            <w:top w:w="0" w:type="dxa"/>
-            <w:bottom w:w="0" w:type="dxa"/>
-          </w:tblCellMar>
-        </w:tblPrEx>
         <w:tc>
           <w:tcPr>
             <w:tcW w:w="2800" w:type="dxa"/>
@@ -7644,12 +8422,6 @@
         </w:tc>
       </w:tr>
       <w:tr>
-        <w:tblPrEx>
-          <w:tblCellMar>
-            <w:top w:w="0" w:type="dxa"/>
-            <w:bottom w:w="0" w:type="dxa"/>
-          </w:tblCellMar>
-        </w:tblPrEx>
         <w:tc>
           <w:tcPr>
             <w:tcW w:w="2800" w:type="dxa"/>
@@ -8109,24 +8881,54 @@
         <w:rPr>
           <w:color w:val="1A1A1A"/>
         </w:rPr>
-        <w:t xml:space="preserve">  Co-Founder &amp; Chief Revenue Officer</w:t>
-      </w:r>
-    </w:p>
-    <w:p>
-      <w:pPr>
-        <w:spacing w:after="80"/>
-      </w:pPr>
+        <w:t xml:space="preserve">  Chief Revenue Officer</w:t>
+      </w:r>
+    </w:p>
+    <w:p>
+      <w:pPr>
+        <w:spacing w:after="80"/>
+      </w:pPr>
+    </w:p>
+    <w:p>
+      <w:pPr>
+        <w:textAlignment w:val="center"/>
+        <w:rPr>
+          <w:rFonts w:ascii="Helvetica" w:eastAsia="Times New Roman" w:hAnsi="Helvetica" w:cs="Times New Roman"/>
+          <w:color w:val="FFFFFF" w:themeColor="background1"/>
+          <w:spacing w:val="6"/>
+          <w:sz w:val="21"/>
+          <w:szCs w:val="21"/>
+        </w:rPr>
+      </w:pPr>
+      <w:r>
+        <w:rPr>
+          <w:color w:val="1A1A1A"/>
+        </w:rPr>
+        <w:t>Date: ___________________</w:t>
+      </w:r>
+      <w:r>
+        <w:rPr>
+          <w:color w:val="1A1A1A"/>
+        </w:rPr>
+        <w:br/>
+      </w:r>
+      <w:r>
+        <w:rPr>
+          <w:color w:val="1A1A1A"/>
+        </w:rPr>
+        <w:br/>
+      </w:r>
+      <w:r>
+        <w:rPr>
+          <w:color w:val="1A1A1A"/>
+        </w:rPr>
+        <w:br/>
+      </w:r>
     </w:p>
     <w:p>
       <w:pPr>
         <w:spacing w:after="120"/>
       </w:pPr>
-      <w:r>
-        <w:rPr>
-          <w:color w:val="1A1A1A"/>
-        </w:rPr>
-        <w:t>Date: ___________________</w:t>
-      </w:r>
     </w:p>
     <w:sectPr>
       <w:pgSz w:w="12240" w:h="15840"/>
@@ -8139,7 +8941,7 @@
 </file>
 
 <file path=word/numbering.xml><?xml version="1.0" encoding="utf-8"?>
-<w:numbering xmlns:wpc="http://schemas.microsoft.com/office/word/2010/wordprocessingCanvas" xmlns:cx="http://schemas.microsoft.com/office/drawing/2014/chartex" xmlns:cx1="http://schemas.microsoft.com/office/drawing/2015/9/8/chartex" xmlns:cx2="http://schemas.microsoft.com/office/drawing/2015/10/21/chartex" xmlns:cx3="http://schemas.microsoft.com/office/drawing/2016/5/9/chartex" xmlns:cx4="http://schemas.microsoft.com/office/drawing/2016/5/10/chartex" xmlns:cx5="http://schemas.microsoft.com/office/drawing/2016/5/11/chartex" xmlns:cx6="http://schemas.microsoft.com/office/drawing/2016/5/12/chartex" xmlns:cx7="http://schemas.microsoft.com/office/drawing/2016/5/13/chartex" xmlns:cx8="http://schemas.microsoft.com/office/drawing/2016/5/14/chartex" xmlns:mc="http://schemas.openxmlformats.org/markup-compatibility/2006" xmlns:aink="http://schemas.microsoft.com/office/drawing/2016/ink" xmlns:am3d="http://schemas.microsoft.com/office/drawing/2017/model3d" xmlns:o="urn:schemas-microsoft-com:office:office" xmlns:oel="http://schemas.microsoft.com/office/2019/extlst" xmlns:r="http://schemas.openxmlformats.org/officeDocument/2006/relationships" xmlns:m="http://schemas.openxmlformats.org/officeDocument/2006/math" xmlns:v="urn:schemas-microsoft-com:vml" xmlns:wp14="http://schemas.microsoft.com/office/word/2010/wordprocessingDrawing" xmlns:wp="http://schemas.openxmlformats.org/drawingml/2006/wordprocessingDrawing" xmlns:w10="urn:schemas-microsoft-com:office:word" xmlns:w="http://schemas.openxmlformats.org/wordprocessingml/2006/main" xmlns:w14="http://schemas.microsoft.com/office/word/2010/wordml" xmlns:w15="http://schemas.microsoft.com/office/word/2012/wordml" xmlns:w16cex="http://schemas.microsoft.com/office/word/2018/wordml/cex" xmlns:w16cid="http://schemas.microsoft.com/office/word/2016/wordml/cid" xmlns:w16="http://schemas.microsoft.com/office/word/2018/wordml" xmlns:w16du="http://schemas.microsoft.com/office/word/2023/wordml/word16du" xmlns:w16sdtdh="http://schemas.microsoft.com/office/word/2020/wordml/sdtdatahash" xmlns:w16sdtfl="http://schemas.microsoft.com/office/word/2024/wordml/sdtformatlock" xmlns:w16se="http://schemas.microsoft.com/office/word/2015/wordml/symex" xmlns:wpg="http://schemas.microsoft.com/office/word/2010/wordprocessingGroup" xmlns:wpi="http://schemas.microsoft.com/office/word/2010/wordprocessingInk" xmlns:wne="http://schemas.microsoft.com/office/word/2006/wordml" xmlns:wps="http://schemas.microsoft.com/office/word/2010/wordprocessingShape" mc:Ignorable="w14 w15 w16se w16cid w16 w16cex w16sdtdh w16sdtfl w16du wp14">
+<w:numbering xmlns:wpc="http://schemas.microsoft.com/office/word/2010/wordprocessingCanvas" xmlns:cx="http://schemas.microsoft.com/office/drawing/2014/chartex" xmlns:cx1="http://schemas.microsoft.com/office/drawing/2015/9/8/chartex" xmlns:cx2="http://schemas.microsoft.com/office/drawing/2015/10/21/chartex" xmlns:cx3="http://schemas.microsoft.com/office/drawing/2016/5/9/chartex" xmlns:cx4="http://schemas.microsoft.com/office/drawing/2016/5/10/chartex" xmlns:cx5="http://schemas.microsoft.com/office/drawing/2016/5/11/chartex" xmlns:cx6="http://schemas.microsoft.com/office/drawing/2016/5/12/chartex" xmlns:cx7="http://schemas.microsoft.com/office/drawing/2016/5/13/chartex" xmlns:cx8="http://schemas.microsoft.com/office/drawing/2016/5/14/chartex" xmlns:mc="http://schemas.openxmlformats.org/markup-compatibility/2006" xmlns:m="http://schemas.openxmlformats.org/officeDocument/2006/math" xmlns:aink="http://schemas.microsoft.com/office/drawing/2016/ink" xmlns:am3d="http://schemas.microsoft.com/office/drawing/2017/model3d" xmlns:oel="http://schemas.microsoft.com/office/2019/extlst" xmlns:r="http://schemas.openxmlformats.org/officeDocument/2006/relationships" xmlns:wp14="http://schemas.microsoft.com/office/word/2010/wordprocessingDrawing" xmlns:wp="http://schemas.openxmlformats.org/drawingml/2006/wordprocessingDrawing" xmlns:wpg="http://schemas.microsoft.com/office/word/2010/wordprocessingGroup" xmlns:wpi="http://schemas.microsoft.com/office/word/2010/wordprocessingInk" xmlns:wps="http://schemas.microsoft.com/office/word/2010/wordprocessingShape" xmlns:o="urn:schemas-microsoft-com:office:office" xmlns:v="urn:schemas-microsoft-com:vml" xmlns:w10="urn:schemas-microsoft-com:office:word" xmlns:w="http://schemas.openxmlformats.org/wordprocessingml/2006/main" xmlns:w14="http://schemas.microsoft.com/office/word/2010/wordml" xmlns:w15="http://schemas.microsoft.com/office/word/2012/wordml" xmlns:w16cex="http://schemas.microsoft.com/office/word/2018/wordml/cex" xmlns:w16cid="http://schemas.microsoft.com/office/word/2016/wordml/cid" xmlns:w16="http://schemas.microsoft.com/office/word/2018/wordml" xmlns:w16sdtdh="http://schemas.microsoft.com/office/word/2020/wordml/sdtdatahash" xmlns:w16sdtfl="http://schemas.microsoft.com/office/word/2024/wordml/sdtformatlock" xmlns:w16se="http://schemas.microsoft.com/office/word/2015/wordml/symex" xmlns:w16du="http://schemas.microsoft.com/office/word/2023/wordml/word16du" xmlns:wne="http://schemas.microsoft.com/office/word/2006/wordml" mc:Ignorable="w14 w15 w16se w16cid w16 w16cex w16sdtdh w16sdtfl w16du wp14">
   <w:abstractNum w:abstractNumId="0" w15:restartNumberingAfterBreak="0">
     <w:nsid w:val="0EF16C3C"/>
     <w:multiLevelType w:val="hybridMultilevel"/>
@@ -8296,7 +9098,7 @@
 </file>
 
 <file path=word/styles.xml><?xml version="1.0" encoding="utf-8"?>
-<w:styles xmlns:mc="http://schemas.openxmlformats.org/markup-compatibility/2006" xmlns:r="http://schemas.openxmlformats.org/officeDocument/2006/relationships" xmlns:w="http://schemas.openxmlformats.org/wordprocessingml/2006/main" xmlns:w14="http://schemas.microsoft.com/office/word/2010/wordml" xmlns:w15="http://schemas.microsoft.com/office/word/2012/wordml" xmlns:w16cex="http://schemas.microsoft.com/office/word/2018/wordml/cex" xmlns:w16cid="http://schemas.microsoft.com/office/word/2016/wordml/cid" xmlns:w16="http://schemas.microsoft.com/office/word/2018/wordml" xmlns:w16du="http://schemas.microsoft.com/office/word/2023/wordml/word16du" xmlns:w16sdtdh="http://schemas.microsoft.com/office/word/2020/wordml/sdtdatahash" xmlns:w16sdtfl="http://schemas.microsoft.com/office/word/2024/wordml/sdtformatlock" xmlns:w16se="http://schemas.microsoft.com/office/word/2015/wordml/symex" mc:Ignorable="w14 w15 w16se w16cid w16 w16cex w16sdtdh w16sdtfl w16du">
+<w:styles xmlns:mc="http://schemas.openxmlformats.org/markup-compatibility/2006" xmlns:r="http://schemas.openxmlformats.org/officeDocument/2006/relationships" xmlns:w="http://schemas.openxmlformats.org/wordprocessingml/2006/main" xmlns:w14="http://schemas.microsoft.com/office/word/2010/wordml" xmlns:w15="http://schemas.microsoft.com/office/word/2012/wordml" xmlns:w16cex="http://schemas.microsoft.com/office/word/2018/wordml/cex" xmlns:w16cid="http://schemas.microsoft.com/office/word/2016/wordml/cid" xmlns:w16="http://schemas.microsoft.com/office/word/2018/wordml" xmlns:w16sdtdh="http://schemas.microsoft.com/office/word/2020/wordml/sdtdatahash" xmlns:w16sdtfl="http://schemas.microsoft.com/office/word/2024/wordml/sdtformatlock" xmlns:w16se="http://schemas.microsoft.com/office/word/2015/wordml/symex" xmlns:w16du="http://schemas.microsoft.com/office/word/2023/wordml/word16du" mc:Ignorable="w14 w15 w16se w16cid w16 w16cex w16sdtdh w16sdtfl w16du">
   <w:docDefaults>
     <w:rPrDefault>
       <w:rPr>
@@ -8883,6 +9685,50 @@
       <w:szCs w:val="20"/>
     </w:rPr>
   </w:style>
+  <w:style w:type="paragraph" w:customStyle="1" w:styleId="pdt-xs">
+    <w:name w:val="pdt-xs"/>
+    <w:basedOn w:val="Normal"/>
+    <w:rsid w:val="009028A6"/>
+    <w:pPr>
+      <w:spacing w:before="100" w:beforeAutospacing="1" w:after="100" w:afterAutospacing="1"/>
+    </w:pPr>
+    <w:rPr>
+      <w:rFonts w:ascii="Times New Roman" w:eastAsia="Times New Roman" w:hAnsi="Times New Roman" w:cs="Times New Roman"/>
+      <w:sz w:val="24"/>
+      <w:szCs w:val="24"/>
+    </w:rPr>
+  </w:style>
+  <w:style w:type="character" w:customStyle="1" w:styleId="apple-converted-space">
+    <w:name w:val="apple-converted-space"/>
+    <w:basedOn w:val="DefaultParagraphFont"/>
+    <w:rsid w:val="000C1939"/>
+  </w:style>
+  <w:style w:type="character" w:styleId="Strong">
+    <w:name w:val="Strong"/>
+    <w:basedOn w:val="DefaultParagraphFont"/>
+    <w:uiPriority w:val="22"/>
+    <w:qFormat/>
+    <w:rsid w:val="000C1939"/>
+    <w:rPr>
+      <w:b/>
+      <w:bCs/>
+    </w:rPr>
+  </w:style>
+  <w:style w:type="paragraph" w:styleId="NormalWeb">
+    <w:name w:val="Normal (Web)"/>
+    <w:basedOn w:val="Normal"/>
+    <w:uiPriority w:val="99"/>
+    <w:unhideWhenUsed/>
+    <w:rsid w:val="007B7B44"/>
+    <w:pPr>
+      <w:spacing w:before="100" w:beforeAutospacing="1" w:after="100" w:afterAutospacing="1"/>
+    </w:pPr>
+    <w:rPr>
+      <w:rFonts w:ascii="Times New Roman" w:eastAsia="Times New Roman" w:hAnsi="Times New Roman" w:cs="Times New Roman"/>
+      <w:sz w:val="24"/>
+      <w:szCs w:val="24"/>
+    </w:rPr>
+  </w:style>
 </w:styles>
 </file>
 
